--- a/course_development/domains/active_inference_inventions/04_innovation_ecosystems/01_systems/output/lecture-content/01_systems-module.docx
+++ b/course_development/domains/active_inference_inventions/04_innovation_ecosystems/01_systems/output/lecture-content/01_systems-module.docx
@@ -49,7 +49,12 @@
     </w:p>
     <w:p>
       <w:r>
-        <w:t>For the inventor, understanding this hierarchical structure means recognizing that your invention is never the whole system. Your invention is a component — perhaps a transformative one — within a larger structure that has its own dynamics, its own inertia, and its own preferred states.</w:t>
+        <w:t>For the inventor, understanding this hierarchical structure means recognizing that your invention is never the whole system. Your invention is a component — perhaps a transformative one — within a larger structure that has its own dynamics, its own inertia, and its own preferred states. Success requires not just building a great invention but understanding the multi-level system it must integrate into, and designing the invention and its go-to-market strategy to align with the predictions and preferences of agents at every level of the hierarchy.</w:t>
+      </w:r>
+    </w:p>
+    <w:p>
+      <w:r>
+        <w:t>The hierarchical structure also explains why ecosystem-level disruptions are so difficult to predict. Changes at one level can cascade through the hierarchy in unexpected ways. When Napster disrupted the music industry's distribution model, the effects propagated upward to artist compensation structures and downward to consumer listening habits, ultimately reshaping the entire music ecosystem from creation to consumption.</w:t>
       </w:r>
     </w:p>
     <w:p>
@@ -174,6 +179,11 @@
     </w:p>
     <w:p>
       <w:r>
+        <w:t>For inventors, the Linux ecosystem demonstrates a counterintuitive principle: sometimes the most effective way to create value is to build a shared generative model that you do not own. Red Hat (acquired by IBM for $34 billion) demonstrated that enormous value can be captured by providing enterprise-grade support, certification, and reliability guarantees around an open shared model. The lesson extends beyond software: in any ecosystem, the entity that makes the shared model more reliable and predictable captures value by reducing free energy for participants who depend on that model.</w:t>
+      </w:r>
+    </w:p>
+    <w:p>
+      <w:r>
         <w:t>Case Study 2: Pharmaceutical Ecosystems — Moderna and mRNA Vaccines</w:t>
       </w:r>
     </w:p>
@@ -190,6 +200,11 @@
     <w:p>
       <w:r>
         <w:t>The FDA's Emergency Use Authorization process was an explicit modification of the regulatory generative model — adjusting the precision (or confidence) placed on different evidence types to enable faster authorization while maintaining safety standards. Supply chain actors (lipid nanoparticle manufacturers, vial producers, cold chain logistics providers) rapidly formed new ecosystem connections. The result was a vaccine delivered in under a year — a feat that required not just a technological invention but an entire ecosystem reconfiguration.</w:t>
+      </w:r>
+    </w:p>
+    <w:p>
+      <w:r>
+        <w:t>The Moderna case highlights a critical systems-level insight for inventors: an invention's viability depends not only on its technical merit but on the state of the ecosystem within which it operates. The mRNA platform was technically viable long before COVID-19, but the ecosystem was not configured to support it. The pandemic reconfigured the ecosystem's free energy landscape so dramatically that what had been a marginal technology suddenly became central. Inventors should study their ecosystem's current configuration and identify what changes — technological, regulatory, social, or economic — would create the conditions for their invention's adoption. Sometimes the most important strategic action is not improving the invention itself but working to change the ecosystem conditions that currently constrain it.</w:t>
       </w:r>
     </w:p>
     <w:p>
